--- a/clients/cbi/crowdstrike/monthly/2026-04/CBI-CrowdStrike-Activity-2026-04.docx
+++ b/clients/cbi/crowdstrike/monthly/2026-04/CBI-CrowdStrike-Activity-2026-04.docx
@@ -95,7 +95,7 @@
       <w:tr>
         <w:tc>
           <w:tcPr>
-            <w:tcW w:type="dxa" w:w="3744"/>
+            <w:tcW w:type="dxa" w:w="3528"/>
             <w:tcBorders>
               <w:top w:val="nil"/>
               <w:left w:val="nil"/>
@@ -133,7 +133,7 @@
         </w:tc>
         <w:tc>
           <w:tcPr>
-            <w:tcW w:type="dxa" w:w="3744"/>
+            <w:tcW w:type="dxa" w:w="3528"/>
             <w:tcBorders>
               <w:top w:val="nil"/>
               <w:left w:val="nil"/>
@@ -1993,7 +1993,7 @@
         </w:tc>
         <w:tc>
           <w:tcPr>
-            <w:tcW w:type="dxa" w:w="2592"/>
+            <w:tcW w:type="dxa" w:w="2448"/>
             <w:shd w:val="clear" w:color="auto" w:fill="006DB6"/>
             <w:tcBorders>
               <w:top w:val="single" w:sz="4" w:color="E9ECEF"/>
@@ -2020,7 +2020,7 @@
         </w:tc>
         <w:tc>
           <w:tcPr>
-            <w:tcW w:type="dxa" w:w="1872"/>
+            <w:tcW w:type="dxa" w:w="1728"/>
             <w:shd w:val="clear" w:color="auto" w:fill="006DB6"/>
             <w:tcBorders>
               <w:top w:val="single" w:sz="4" w:color="E9ECEF"/>
@@ -2047,7 +2047,7 @@
         </w:tc>
         <w:tc>
           <w:tcPr>
-            <w:tcW w:type="dxa" w:w="1872"/>
+            <w:tcW w:type="dxa" w:w="1728"/>
             <w:shd w:val="clear" w:color="auto" w:fill="006DB6"/>
             <w:tcBorders>
               <w:top w:val="single" w:sz="4" w:color="E9ECEF"/>
@@ -2123,7 +2123,7 @@
                 <w:color w:val="59595B"/>
                 <w:sz w:val="19"/>
               </w:rPr>
-              <w:t>2026-04-24</w:t>
+              <w:t>—</w:t>
             </w:r>
           </w:p>
         </w:tc>
@@ -2155,7 +2155,7 @@
         </w:tc>
         <w:tc>
           <w:tcPr>
-            <w:tcW w:type="dxa" w:w="2592"/>
+            <w:tcW w:type="dxa" w:w="2448"/>
             <w:tcBorders>
               <w:top w:val="single" w:sz="4" w:color="E9ECEF"/>
               <w:left w:val="single" w:sz="4" w:color="E9ECEF"/>
@@ -2181,7 +2181,7 @@
         </w:tc>
         <w:tc>
           <w:tcPr>
-            <w:tcW w:type="dxa" w:w="1872"/>
+            <w:tcW w:type="dxa" w:w="1728"/>
             <w:tcBorders>
               <w:top w:val="single" w:sz="4" w:color="E9ECEF"/>
               <w:left w:val="single" w:sz="4" w:color="E9ECEF"/>
@@ -2207,7 +2207,7 @@
         </w:tc>
         <w:tc>
           <w:tcPr>
-            <w:tcW w:type="dxa" w:w="1872"/>
+            <w:tcW w:type="dxa" w:w="1728"/>
             <w:tcBorders>
               <w:top w:val="single" w:sz="4" w:color="E9ECEF"/>
               <w:left w:val="single" w:sz="4" w:color="E9ECEF"/>
@@ -2282,7 +2282,7 @@
                 <w:color w:val="59595B"/>
                 <w:sz w:val="19"/>
               </w:rPr>
-              <w:t>2026-04-28</w:t>
+              <w:t>—</w:t>
             </w:r>
           </w:p>
         </w:tc>
@@ -2315,7 +2315,7 @@
         </w:tc>
         <w:tc>
           <w:tcPr>
-            <w:tcW w:type="dxa" w:w="2592"/>
+            <w:tcW w:type="dxa" w:w="2448"/>
             <w:shd w:val="clear" w:color="auto" w:fill="F8F9FA"/>
             <w:tcBorders>
               <w:top w:val="single" w:sz="4" w:color="E9ECEF"/>
@@ -2342,7 +2342,7 @@
         </w:tc>
         <w:tc>
           <w:tcPr>
-            <w:tcW w:type="dxa" w:w="1872"/>
+            <w:tcW w:type="dxa" w:w="1728"/>
             <w:shd w:val="clear" w:color="auto" w:fill="F8F9FA"/>
             <w:tcBorders>
               <w:top w:val="single" w:sz="4" w:color="E9ECEF"/>
@@ -2369,7 +2369,7 @@
         </w:tc>
         <w:tc>
           <w:tcPr>
-            <w:tcW w:type="dxa" w:w="1872"/>
+            <w:tcW w:type="dxa" w:w="1728"/>
             <w:shd w:val="clear" w:color="auto" w:fill="F8F9FA"/>
             <w:tcBorders>
               <w:top w:val="single" w:sz="4" w:color="E9ECEF"/>
@@ -2445,7 +2445,7 @@
                 <w:color w:val="59595B"/>
                 <w:sz w:val="19"/>
               </w:rPr>
-              <w:t>2026-04-22</w:t>
+              <w:t>—</w:t>
             </w:r>
           </w:p>
         </w:tc>
@@ -2477,7 +2477,7 @@
         </w:tc>
         <w:tc>
           <w:tcPr>
-            <w:tcW w:type="dxa" w:w="2592"/>
+            <w:tcW w:type="dxa" w:w="2448"/>
             <w:tcBorders>
               <w:top w:val="single" w:sz="4" w:color="E9ECEF"/>
               <w:left w:val="single" w:sz="4" w:color="E9ECEF"/>
@@ -2503,7 +2503,7 @@
         </w:tc>
         <w:tc>
           <w:tcPr>
-            <w:tcW w:type="dxa" w:w="1872"/>
+            <w:tcW w:type="dxa" w:w="1728"/>
             <w:tcBorders>
               <w:top w:val="single" w:sz="4" w:color="E9ECEF"/>
               <w:left w:val="single" w:sz="4" w:color="E9ECEF"/>
@@ -2529,7 +2529,7 @@
         </w:tc>
         <w:tc>
           <w:tcPr>
-            <w:tcW w:type="dxa" w:w="1872"/>
+            <w:tcW w:type="dxa" w:w="1728"/>
             <w:tcBorders>
               <w:top w:val="single" w:sz="4" w:color="E9ECEF"/>
               <w:left w:val="single" w:sz="4" w:color="E9ECEF"/>
@@ -2604,7 +2604,7 @@
                 <w:color w:val="59595B"/>
                 <w:sz w:val="19"/>
               </w:rPr>
-              <w:t>2026-04-29</w:t>
+              <w:t>—</w:t>
             </w:r>
           </w:p>
         </w:tc>
@@ -2637,7 +2637,7 @@
         </w:tc>
         <w:tc>
           <w:tcPr>
-            <w:tcW w:type="dxa" w:w="2592"/>
+            <w:tcW w:type="dxa" w:w="2448"/>
             <w:shd w:val="clear" w:color="auto" w:fill="F8F9FA"/>
             <w:tcBorders>
               <w:top w:val="single" w:sz="4" w:color="E9ECEF"/>
@@ -2664,7 +2664,7 @@
         </w:tc>
         <w:tc>
           <w:tcPr>
-            <w:tcW w:type="dxa" w:w="1872"/>
+            <w:tcW w:type="dxa" w:w="1728"/>
             <w:shd w:val="clear" w:color="auto" w:fill="F8F9FA"/>
             <w:tcBorders>
               <w:top w:val="single" w:sz="4" w:color="E9ECEF"/>
@@ -2691,7 +2691,7 @@
         </w:tc>
         <w:tc>
           <w:tcPr>
-            <w:tcW w:type="dxa" w:w="1872"/>
+            <w:tcW w:type="dxa" w:w="1728"/>
             <w:shd w:val="clear" w:color="auto" w:fill="F8F9FA"/>
             <w:tcBorders>
               <w:top w:val="single" w:sz="4" w:color="E9ECEF"/>
@@ -2767,7 +2767,7 @@
                 <w:color w:val="59595B"/>
                 <w:sz w:val="19"/>
               </w:rPr>
-              <w:t>2026-04-28</w:t>
+              <w:t>—</w:t>
             </w:r>
           </w:p>
         </w:tc>
@@ -2799,7 +2799,7 @@
         </w:tc>
         <w:tc>
           <w:tcPr>
-            <w:tcW w:type="dxa" w:w="2592"/>
+            <w:tcW w:type="dxa" w:w="2448"/>
             <w:tcBorders>
               <w:top w:val="single" w:sz="4" w:color="E9ECEF"/>
               <w:left w:val="single" w:sz="4" w:color="E9ECEF"/>
@@ -2825,7 +2825,7 @@
         </w:tc>
         <w:tc>
           <w:tcPr>
-            <w:tcW w:type="dxa" w:w="1872"/>
+            <w:tcW w:type="dxa" w:w="1728"/>
             <w:tcBorders>
               <w:top w:val="single" w:sz="4" w:color="E9ECEF"/>
               <w:left w:val="single" w:sz="4" w:color="E9ECEF"/>
@@ -2851,7 +2851,7 @@
         </w:tc>
         <w:tc>
           <w:tcPr>
-            <w:tcW w:type="dxa" w:w="1872"/>
+            <w:tcW w:type="dxa" w:w="1728"/>
             <w:tcBorders>
               <w:top w:val="single" w:sz="4" w:color="E9ECEF"/>
               <w:left w:val="single" w:sz="4" w:color="E9ECEF"/>
@@ -2926,7 +2926,7 @@
                 <w:color w:val="59595B"/>
                 <w:sz w:val="19"/>
               </w:rPr>
-              <w:t>2026-04-28</w:t>
+              <w:t>—</w:t>
             </w:r>
           </w:p>
         </w:tc>
@@ -2959,7 +2959,7 @@
         </w:tc>
         <w:tc>
           <w:tcPr>
-            <w:tcW w:type="dxa" w:w="2592"/>
+            <w:tcW w:type="dxa" w:w="2448"/>
             <w:shd w:val="clear" w:color="auto" w:fill="F8F9FA"/>
             <w:tcBorders>
               <w:top w:val="single" w:sz="4" w:color="E9ECEF"/>
@@ -2986,7 +2986,7 @@
         </w:tc>
         <w:tc>
           <w:tcPr>
-            <w:tcW w:type="dxa" w:w="1872"/>
+            <w:tcW w:type="dxa" w:w="1728"/>
             <w:shd w:val="clear" w:color="auto" w:fill="F8F9FA"/>
             <w:tcBorders>
               <w:top w:val="single" w:sz="4" w:color="E9ECEF"/>
@@ -3013,7 +3013,7 @@
         </w:tc>
         <w:tc>
           <w:tcPr>
-            <w:tcW w:type="dxa" w:w="1872"/>
+            <w:tcW w:type="dxa" w:w="1728"/>
             <w:shd w:val="clear" w:color="auto" w:fill="F8F9FA"/>
             <w:tcBorders>
               <w:top w:val="single" w:sz="4" w:color="E9ECEF"/>
@@ -3089,7 +3089,7 @@
                 <w:color w:val="59595B"/>
                 <w:sz w:val="19"/>
               </w:rPr>
-              <w:t>2026-04-28</w:t>
+              <w:t>—</w:t>
             </w:r>
           </w:p>
         </w:tc>
@@ -3121,7 +3121,7 @@
         </w:tc>
         <w:tc>
           <w:tcPr>
-            <w:tcW w:type="dxa" w:w="2592"/>
+            <w:tcW w:type="dxa" w:w="2448"/>
             <w:tcBorders>
               <w:top w:val="single" w:sz="4" w:color="E9ECEF"/>
               <w:left w:val="single" w:sz="4" w:color="E9ECEF"/>
@@ -3147,7 +3147,7 @@
         </w:tc>
         <w:tc>
           <w:tcPr>
-            <w:tcW w:type="dxa" w:w="1872"/>
+            <w:tcW w:type="dxa" w:w="1728"/>
             <w:tcBorders>
               <w:top w:val="single" w:sz="4" w:color="E9ECEF"/>
               <w:left w:val="single" w:sz="4" w:color="E9ECEF"/>
@@ -3173,7 +3173,7 @@
         </w:tc>
         <w:tc>
           <w:tcPr>
-            <w:tcW w:type="dxa" w:w="1872"/>
+            <w:tcW w:type="dxa" w:w="1728"/>
             <w:tcBorders>
               <w:top w:val="single" w:sz="4" w:color="E9ECEF"/>
               <w:left w:val="single" w:sz="4" w:color="E9ECEF"/>
@@ -3248,7 +3248,7 @@
                 <w:color w:val="59595B"/>
                 <w:sz w:val="19"/>
               </w:rPr>
-              <w:t>2026-04-28</w:t>
+              <w:t>—</w:t>
             </w:r>
           </w:p>
         </w:tc>
@@ -3281,7 +3281,7 @@
         </w:tc>
         <w:tc>
           <w:tcPr>
-            <w:tcW w:type="dxa" w:w="2592"/>
+            <w:tcW w:type="dxa" w:w="2448"/>
             <w:shd w:val="clear" w:color="auto" w:fill="F8F9FA"/>
             <w:tcBorders>
               <w:top w:val="single" w:sz="4" w:color="E9ECEF"/>
@@ -3308,7 +3308,7 @@
         </w:tc>
         <w:tc>
           <w:tcPr>
-            <w:tcW w:type="dxa" w:w="1872"/>
+            <w:tcW w:type="dxa" w:w="1728"/>
             <w:shd w:val="clear" w:color="auto" w:fill="F8F9FA"/>
             <w:tcBorders>
               <w:top w:val="single" w:sz="4" w:color="E9ECEF"/>
@@ -3335,7 +3335,7 @@
         </w:tc>
         <w:tc>
           <w:tcPr>
-            <w:tcW w:type="dxa" w:w="1872"/>
+            <w:tcW w:type="dxa" w:w="1728"/>
             <w:shd w:val="clear" w:color="auto" w:fill="F8F9FA"/>
             <w:tcBorders>
               <w:top w:val="single" w:sz="4" w:color="E9ECEF"/>
@@ -3411,7 +3411,7 @@
                 <w:color w:val="59595B"/>
                 <w:sz w:val="19"/>
               </w:rPr>
-              <w:t>2026-04-28</w:t>
+              <w:t>—</w:t>
             </w:r>
           </w:p>
         </w:tc>
@@ -3443,7 +3443,7 @@
         </w:tc>
         <w:tc>
           <w:tcPr>
-            <w:tcW w:type="dxa" w:w="2592"/>
+            <w:tcW w:type="dxa" w:w="2448"/>
             <w:tcBorders>
               <w:top w:val="single" w:sz="4" w:color="E9ECEF"/>
               <w:left w:val="single" w:sz="4" w:color="E9ECEF"/>
@@ -3469,7 +3469,7 @@
         </w:tc>
         <w:tc>
           <w:tcPr>
-            <w:tcW w:type="dxa" w:w="1872"/>
+            <w:tcW w:type="dxa" w:w="1728"/>
             <w:tcBorders>
               <w:top w:val="single" w:sz="4" w:color="E9ECEF"/>
               <w:left w:val="single" w:sz="4" w:color="E9ECEF"/>
@@ -3495,7 +3495,7 @@
         </w:tc>
         <w:tc>
           <w:tcPr>
-            <w:tcW w:type="dxa" w:w="1872"/>
+            <w:tcW w:type="dxa" w:w="1728"/>
             <w:tcBorders>
               <w:top w:val="single" w:sz="4" w:color="E9ECEF"/>
               <w:left w:val="single" w:sz="4" w:color="E9ECEF"/>
@@ -3570,7 +3570,7 @@
                 <w:color w:val="59595B"/>
                 <w:sz w:val="19"/>
               </w:rPr>
-              <w:t>2026-04-24</w:t>
+              <w:t>—</w:t>
             </w:r>
           </w:p>
         </w:tc>
@@ -3603,7 +3603,7 @@
         </w:tc>
         <w:tc>
           <w:tcPr>
-            <w:tcW w:type="dxa" w:w="2592"/>
+            <w:tcW w:type="dxa" w:w="2448"/>
             <w:shd w:val="clear" w:color="auto" w:fill="F8F9FA"/>
             <w:tcBorders>
               <w:top w:val="single" w:sz="4" w:color="E9ECEF"/>
@@ -3630,7 +3630,7 @@
         </w:tc>
         <w:tc>
           <w:tcPr>
-            <w:tcW w:type="dxa" w:w="1872"/>
+            <w:tcW w:type="dxa" w:w="1728"/>
             <w:shd w:val="clear" w:color="auto" w:fill="F8F9FA"/>
             <w:tcBorders>
               <w:top w:val="single" w:sz="4" w:color="E9ECEF"/>
@@ -3657,7 +3657,7 @@
         </w:tc>
         <w:tc>
           <w:tcPr>
-            <w:tcW w:type="dxa" w:w="1872"/>
+            <w:tcW w:type="dxa" w:w="1728"/>
             <w:shd w:val="clear" w:color="auto" w:fill="F8F9FA"/>
             <w:tcBorders>
               <w:top w:val="single" w:sz="4" w:color="E9ECEF"/>
@@ -3733,7 +3733,7 @@
                 <w:color w:val="59595B"/>
                 <w:sz w:val="19"/>
               </w:rPr>
-              <w:t>2026-04-17</w:t>
+              <w:t>—</w:t>
             </w:r>
           </w:p>
         </w:tc>
@@ -3765,7 +3765,7 @@
         </w:tc>
         <w:tc>
           <w:tcPr>
-            <w:tcW w:type="dxa" w:w="2592"/>
+            <w:tcW w:type="dxa" w:w="2448"/>
             <w:tcBorders>
               <w:top w:val="single" w:sz="4" w:color="E9ECEF"/>
               <w:left w:val="single" w:sz="4" w:color="E9ECEF"/>
@@ -3791,7 +3791,7 @@
         </w:tc>
         <w:tc>
           <w:tcPr>
-            <w:tcW w:type="dxa" w:w="1872"/>
+            <w:tcW w:type="dxa" w:w="1728"/>
             <w:tcBorders>
               <w:top w:val="single" w:sz="4" w:color="E9ECEF"/>
               <w:left w:val="single" w:sz="4" w:color="E9ECEF"/>
@@ -3817,7 +3817,7 @@
         </w:tc>
         <w:tc>
           <w:tcPr>
-            <w:tcW w:type="dxa" w:w="1872"/>
+            <w:tcW w:type="dxa" w:w="1728"/>
             <w:tcBorders>
               <w:top w:val="single" w:sz="4" w:color="E9ECEF"/>
               <w:left w:val="single" w:sz="4" w:color="E9ECEF"/>
@@ -3892,7 +3892,7 @@
                 <w:color w:val="59595B"/>
                 <w:sz w:val="19"/>
               </w:rPr>
-              <w:t>2026-04-25</w:t>
+              <w:t>—</w:t>
             </w:r>
           </w:p>
         </w:tc>
@@ -3925,7 +3925,7 @@
         </w:tc>
         <w:tc>
           <w:tcPr>
-            <w:tcW w:type="dxa" w:w="2592"/>
+            <w:tcW w:type="dxa" w:w="2448"/>
             <w:shd w:val="clear" w:color="auto" w:fill="F8F9FA"/>
             <w:tcBorders>
               <w:top w:val="single" w:sz="4" w:color="E9ECEF"/>
@@ -3952,7 +3952,7 @@
         </w:tc>
         <w:tc>
           <w:tcPr>
-            <w:tcW w:type="dxa" w:w="1872"/>
+            <w:tcW w:type="dxa" w:w="1728"/>
             <w:shd w:val="clear" w:color="auto" w:fill="F8F9FA"/>
             <w:tcBorders>
               <w:top w:val="single" w:sz="4" w:color="E9ECEF"/>
@@ -3979,7 +3979,7 @@
         </w:tc>
         <w:tc>
           <w:tcPr>
-            <w:tcW w:type="dxa" w:w="1872"/>
+            <w:tcW w:type="dxa" w:w="1728"/>
             <w:shd w:val="clear" w:color="auto" w:fill="F8F9FA"/>
             <w:tcBorders>
               <w:top w:val="single" w:sz="4" w:color="E9ECEF"/>
@@ -4055,7 +4055,7 @@
                 <w:color w:val="59595B"/>
                 <w:sz w:val="19"/>
               </w:rPr>
-              <w:t>2026-04-24</w:t>
+              <w:t>—</w:t>
             </w:r>
           </w:p>
         </w:tc>
@@ -4087,7 +4087,7 @@
         </w:tc>
         <w:tc>
           <w:tcPr>
-            <w:tcW w:type="dxa" w:w="2592"/>
+            <w:tcW w:type="dxa" w:w="2448"/>
             <w:tcBorders>
               <w:top w:val="single" w:sz="4" w:color="E9ECEF"/>
               <w:left w:val="single" w:sz="4" w:color="E9ECEF"/>
@@ -4113,7 +4113,7 @@
         </w:tc>
         <w:tc>
           <w:tcPr>
-            <w:tcW w:type="dxa" w:w="1872"/>
+            <w:tcW w:type="dxa" w:w="1728"/>
             <w:tcBorders>
               <w:top w:val="single" w:sz="4" w:color="E9ECEF"/>
               <w:left w:val="single" w:sz="4" w:color="E9ECEF"/>
@@ -4139,7 +4139,7 @@
         </w:tc>
         <w:tc>
           <w:tcPr>
-            <w:tcW w:type="dxa" w:w="1872"/>
+            <w:tcW w:type="dxa" w:w="1728"/>
             <w:tcBorders>
               <w:top w:val="single" w:sz="4" w:color="E9ECEF"/>
               <w:left w:val="single" w:sz="4" w:color="E9ECEF"/>
@@ -4214,7 +4214,7 @@
                 <w:color w:val="59595B"/>
                 <w:sz w:val="19"/>
               </w:rPr>
-              <w:t>2026-04-28</w:t>
+              <w:t>—</w:t>
             </w:r>
           </w:p>
         </w:tc>
@@ -4247,7 +4247,7 @@
         </w:tc>
         <w:tc>
           <w:tcPr>
-            <w:tcW w:type="dxa" w:w="2592"/>
+            <w:tcW w:type="dxa" w:w="2448"/>
             <w:shd w:val="clear" w:color="auto" w:fill="F8F9FA"/>
             <w:tcBorders>
               <w:top w:val="single" w:sz="4" w:color="E9ECEF"/>
@@ -4274,7 +4274,7 @@
         </w:tc>
         <w:tc>
           <w:tcPr>
-            <w:tcW w:type="dxa" w:w="1872"/>
+            <w:tcW w:type="dxa" w:w="1728"/>
             <w:shd w:val="clear" w:color="auto" w:fill="F8F9FA"/>
             <w:tcBorders>
               <w:top w:val="single" w:sz="4" w:color="E9ECEF"/>
@@ -4301,7 +4301,7 @@
         </w:tc>
         <w:tc>
           <w:tcPr>
-            <w:tcW w:type="dxa" w:w="1872"/>
+            <w:tcW w:type="dxa" w:w="1728"/>
             <w:shd w:val="clear" w:color="auto" w:fill="F8F9FA"/>
             <w:tcBorders>
               <w:top w:val="single" w:sz="4" w:color="E9ECEF"/>
@@ -4377,7 +4377,7 @@
                 <w:color w:val="59595B"/>
                 <w:sz w:val="19"/>
               </w:rPr>
-              <w:t>2026-04-28</w:t>
+              <w:t>—</w:t>
             </w:r>
           </w:p>
         </w:tc>
@@ -4409,7 +4409,7 @@
         </w:tc>
         <w:tc>
           <w:tcPr>
-            <w:tcW w:type="dxa" w:w="2592"/>
+            <w:tcW w:type="dxa" w:w="2448"/>
             <w:tcBorders>
               <w:top w:val="single" w:sz="4" w:color="E9ECEF"/>
               <w:left w:val="single" w:sz="4" w:color="E9ECEF"/>
@@ -4435,7 +4435,7 @@
         </w:tc>
         <w:tc>
           <w:tcPr>
-            <w:tcW w:type="dxa" w:w="1872"/>
+            <w:tcW w:type="dxa" w:w="1728"/>
             <w:tcBorders>
               <w:top w:val="single" w:sz="4" w:color="E9ECEF"/>
               <w:left w:val="single" w:sz="4" w:color="E9ECEF"/>
@@ -4461,7 +4461,7 @@
         </w:tc>
         <w:tc>
           <w:tcPr>
-            <w:tcW w:type="dxa" w:w="1872"/>
+            <w:tcW w:type="dxa" w:w="1728"/>
             <w:tcBorders>
               <w:top w:val="single" w:sz="4" w:color="E9ECEF"/>
               <w:left w:val="single" w:sz="4" w:color="E9ECEF"/>
@@ -4536,7 +4536,7 @@
                 <w:color w:val="59595B"/>
                 <w:sz w:val="19"/>
               </w:rPr>
-              <w:t>2026-04-22</w:t>
+              <w:t>—</w:t>
             </w:r>
           </w:p>
         </w:tc>
@@ -4569,7 +4569,7 @@
         </w:tc>
         <w:tc>
           <w:tcPr>
-            <w:tcW w:type="dxa" w:w="2592"/>
+            <w:tcW w:type="dxa" w:w="2448"/>
             <w:shd w:val="clear" w:color="auto" w:fill="F8F9FA"/>
             <w:tcBorders>
               <w:top w:val="single" w:sz="4" w:color="E9ECEF"/>
@@ -4596,7 +4596,7 @@
         </w:tc>
         <w:tc>
           <w:tcPr>
-            <w:tcW w:type="dxa" w:w="1872"/>
+            <w:tcW w:type="dxa" w:w="1728"/>
             <w:shd w:val="clear" w:color="auto" w:fill="F8F9FA"/>
             <w:tcBorders>
               <w:top w:val="single" w:sz="4" w:color="E9ECEF"/>
@@ -4623,7 +4623,7 @@
         </w:tc>
         <w:tc>
           <w:tcPr>
-            <w:tcW w:type="dxa" w:w="1872"/>
+            <w:tcW w:type="dxa" w:w="1728"/>
             <w:shd w:val="clear" w:color="auto" w:fill="F8F9FA"/>
             <w:tcBorders>
               <w:top w:val="single" w:sz="4" w:color="E9ECEF"/>
@@ -4699,7 +4699,7 @@
                 <w:color w:val="59595B"/>
                 <w:sz w:val="19"/>
               </w:rPr>
-              <w:t>2026-04-22</w:t>
+              <w:t>—</w:t>
             </w:r>
           </w:p>
         </w:tc>
@@ -4731,7 +4731,7 @@
         </w:tc>
         <w:tc>
           <w:tcPr>
-            <w:tcW w:type="dxa" w:w="2592"/>
+            <w:tcW w:type="dxa" w:w="2448"/>
             <w:tcBorders>
               <w:top w:val="single" w:sz="4" w:color="E9ECEF"/>
               <w:left w:val="single" w:sz="4" w:color="E9ECEF"/>
@@ -4757,7 +4757,7 @@
         </w:tc>
         <w:tc>
           <w:tcPr>
-            <w:tcW w:type="dxa" w:w="1872"/>
+            <w:tcW w:type="dxa" w:w="1728"/>
             <w:tcBorders>
               <w:top w:val="single" w:sz="4" w:color="E9ECEF"/>
               <w:left w:val="single" w:sz="4" w:color="E9ECEF"/>
@@ -4783,7 +4783,7 @@
         </w:tc>
         <w:tc>
           <w:tcPr>
-            <w:tcW w:type="dxa" w:w="1872"/>
+            <w:tcW w:type="dxa" w:w="1728"/>
             <w:tcBorders>
               <w:top w:val="single" w:sz="4" w:color="E9ECEF"/>
               <w:left w:val="single" w:sz="4" w:color="E9ECEF"/>
@@ -4858,7 +4858,7 @@
                 <w:color w:val="59595B"/>
                 <w:sz w:val="19"/>
               </w:rPr>
-              <w:t>2026-04-24</w:t>
+              <w:t>—</w:t>
             </w:r>
           </w:p>
         </w:tc>
@@ -4891,7 +4891,7 @@
         </w:tc>
         <w:tc>
           <w:tcPr>
-            <w:tcW w:type="dxa" w:w="2592"/>
+            <w:tcW w:type="dxa" w:w="2448"/>
             <w:shd w:val="clear" w:color="auto" w:fill="F8F9FA"/>
             <w:tcBorders>
               <w:top w:val="single" w:sz="4" w:color="E9ECEF"/>
@@ -4918,7 +4918,7 @@
         </w:tc>
         <w:tc>
           <w:tcPr>
-            <w:tcW w:type="dxa" w:w="1872"/>
+            <w:tcW w:type="dxa" w:w="1728"/>
             <w:shd w:val="clear" w:color="auto" w:fill="F8F9FA"/>
             <w:tcBorders>
               <w:top w:val="single" w:sz="4" w:color="E9ECEF"/>
@@ -4945,7 +4945,7 @@
         </w:tc>
         <w:tc>
           <w:tcPr>
-            <w:tcW w:type="dxa" w:w="1872"/>
+            <w:tcW w:type="dxa" w:w="1728"/>
             <w:shd w:val="clear" w:color="auto" w:fill="F8F9FA"/>
             <w:tcBorders>
               <w:top w:val="single" w:sz="4" w:color="E9ECEF"/>
@@ -5021,7 +5021,7 @@
                 <w:color w:val="59595B"/>
                 <w:sz w:val="19"/>
               </w:rPr>
-              <w:t>2026-04-28</w:t>
+              <w:t>—</w:t>
             </w:r>
           </w:p>
         </w:tc>
@@ -5053,7 +5053,7 @@
         </w:tc>
         <w:tc>
           <w:tcPr>
-            <w:tcW w:type="dxa" w:w="2592"/>
+            <w:tcW w:type="dxa" w:w="2448"/>
             <w:tcBorders>
               <w:top w:val="single" w:sz="4" w:color="E9ECEF"/>
               <w:left w:val="single" w:sz="4" w:color="E9ECEF"/>
@@ -5079,7 +5079,7 @@
         </w:tc>
         <w:tc>
           <w:tcPr>
-            <w:tcW w:type="dxa" w:w="1872"/>
+            <w:tcW w:type="dxa" w:w="1728"/>
             <w:tcBorders>
               <w:top w:val="single" w:sz="4" w:color="E9ECEF"/>
               <w:left w:val="single" w:sz="4" w:color="E9ECEF"/>
@@ -5105,7 +5105,7 @@
         </w:tc>
         <w:tc>
           <w:tcPr>
-            <w:tcW w:type="dxa" w:w="1872"/>
+            <w:tcW w:type="dxa" w:w="1728"/>
             <w:tcBorders>
               <w:top w:val="single" w:sz="4" w:color="E9ECEF"/>
               <w:left w:val="single" w:sz="4" w:color="E9ECEF"/>
@@ -5180,7 +5180,7 @@
                 <w:color w:val="59595B"/>
                 <w:sz w:val="19"/>
               </w:rPr>
-              <w:t>2026-04-22</w:t>
+              <w:t>—</w:t>
             </w:r>
           </w:p>
         </w:tc>
@@ -5213,7 +5213,7 @@
         </w:tc>
         <w:tc>
           <w:tcPr>
-            <w:tcW w:type="dxa" w:w="2592"/>
+            <w:tcW w:type="dxa" w:w="2448"/>
             <w:shd w:val="clear" w:color="auto" w:fill="F8F9FA"/>
             <w:tcBorders>
               <w:top w:val="single" w:sz="4" w:color="E9ECEF"/>
@@ -5240,7 +5240,7 @@
         </w:tc>
         <w:tc>
           <w:tcPr>
-            <w:tcW w:type="dxa" w:w="1872"/>
+            <w:tcW w:type="dxa" w:w="1728"/>
             <w:shd w:val="clear" w:color="auto" w:fill="F8F9FA"/>
             <w:tcBorders>
               <w:top w:val="single" w:sz="4" w:color="E9ECEF"/>
@@ -5267,7 +5267,7 @@
         </w:tc>
         <w:tc>
           <w:tcPr>
-            <w:tcW w:type="dxa" w:w="1872"/>
+            <w:tcW w:type="dxa" w:w="1728"/>
             <w:shd w:val="clear" w:color="auto" w:fill="F8F9FA"/>
             <w:tcBorders>
               <w:top w:val="single" w:sz="4" w:color="E9ECEF"/>
@@ -5343,7 +5343,7 @@
                 <w:color w:val="59595B"/>
                 <w:sz w:val="19"/>
               </w:rPr>
-              <w:t>2026-04-22</w:t>
+              <w:t>—</w:t>
             </w:r>
           </w:p>
         </w:tc>
@@ -5375,7 +5375,7 @@
         </w:tc>
         <w:tc>
           <w:tcPr>
-            <w:tcW w:type="dxa" w:w="2592"/>
+            <w:tcW w:type="dxa" w:w="2448"/>
             <w:tcBorders>
               <w:top w:val="single" w:sz="4" w:color="E9ECEF"/>
               <w:left w:val="single" w:sz="4" w:color="E9ECEF"/>
@@ -5401,7 +5401,7 @@
         </w:tc>
         <w:tc>
           <w:tcPr>
-            <w:tcW w:type="dxa" w:w="1872"/>
+            <w:tcW w:type="dxa" w:w="1728"/>
             <w:tcBorders>
               <w:top w:val="single" w:sz="4" w:color="E9ECEF"/>
               <w:left w:val="single" w:sz="4" w:color="E9ECEF"/>
@@ -5427,7 +5427,7 @@
         </w:tc>
         <w:tc>
           <w:tcPr>
-            <w:tcW w:type="dxa" w:w="1872"/>
+            <w:tcW w:type="dxa" w:w="1728"/>
             <w:tcBorders>
               <w:top w:val="single" w:sz="4" w:color="E9ECEF"/>
               <w:left w:val="single" w:sz="4" w:color="E9ECEF"/>
@@ -5502,7 +5502,7 @@
                 <w:color w:val="59595B"/>
                 <w:sz w:val="19"/>
               </w:rPr>
-              <w:t>2026-04-25</w:t>
+              <w:t>—</w:t>
             </w:r>
           </w:p>
         </w:tc>
@@ -5535,7 +5535,7 @@
         </w:tc>
         <w:tc>
           <w:tcPr>
-            <w:tcW w:type="dxa" w:w="2592"/>
+            <w:tcW w:type="dxa" w:w="2448"/>
             <w:shd w:val="clear" w:color="auto" w:fill="F8F9FA"/>
             <w:tcBorders>
               <w:top w:val="single" w:sz="4" w:color="E9ECEF"/>
@@ -5562,7 +5562,7 @@
         </w:tc>
         <w:tc>
           <w:tcPr>
-            <w:tcW w:type="dxa" w:w="1872"/>
+            <w:tcW w:type="dxa" w:w="1728"/>
             <w:shd w:val="clear" w:color="auto" w:fill="F8F9FA"/>
             <w:tcBorders>
               <w:top w:val="single" w:sz="4" w:color="E9ECEF"/>
@@ -5589,7 +5589,7 @@
         </w:tc>
         <w:tc>
           <w:tcPr>
-            <w:tcW w:type="dxa" w:w="1872"/>
+            <w:tcW w:type="dxa" w:w="1728"/>
             <w:shd w:val="clear" w:color="auto" w:fill="F8F9FA"/>
             <w:tcBorders>
               <w:top w:val="single" w:sz="4" w:color="E9ECEF"/>
@@ -5665,7 +5665,7 @@
                 <w:color w:val="59595B"/>
                 <w:sz w:val="19"/>
               </w:rPr>
-              <w:t>2026-04-28</w:t>
+              <w:t>—</w:t>
             </w:r>
           </w:p>
         </w:tc>
@@ -5697,7 +5697,7 @@
         </w:tc>
         <w:tc>
           <w:tcPr>
-            <w:tcW w:type="dxa" w:w="2592"/>
+            <w:tcW w:type="dxa" w:w="2448"/>
             <w:tcBorders>
               <w:top w:val="single" w:sz="4" w:color="E9ECEF"/>
               <w:left w:val="single" w:sz="4" w:color="E9ECEF"/>
@@ -5723,7 +5723,7 @@
         </w:tc>
         <w:tc>
           <w:tcPr>
-            <w:tcW w:type="dxa" w:w="1872"/>
+            <w:tcW w:type="dxa" w:w="1728"/>
             <w:tcBorders>
               <w:top w:val="single" w:sz="4" w:color="E9ECEF"/>
               <w:left w:val="single" w:sz="4" w:color="E9ECEF"/>
@@ -5749,7 +5749,7 @@
         </w:tc>
         <w:tc>
           <w:tcPr>
-            <w:tcW w:type="dxa" w:w="1872"/>
+            <w:tcW w:type="dxa" w:w="1728"/>
             <w:tcBorders>
               <w:top w:val="single" w:sz="4" w:color="E9ECEF"/>
               <w:left w:val="single" w:sz="4" w:color="E9ECEF"/>
@@ -5824,7 +5824,7 @@
                 <w:color w:val="59595B"/>
                 <w:sz w:val="19"/>
               </w:rPr>
-              <w:t>2026-04-22</w:t>
+              <w:t>—</w:t>
             </w:r>
           </w:p>
         </w:tc>
@@ -5857,7 +5857,7 @@
         </w:tc>
         <w:tc>
           <w:tcPr>
-            <w:tcW w:type="dxa" w:w="2592"/>
+            <w:tcW w:type="dxa" w:w="2448"/>
             <w:shd w:val="clear" w:color="auto" w:fill="F8F9FA"/>
             <w:tcBorders>
               <w:top w:val="single" w:sz="4" w:color="E9ECEF"/>
@@ -5884,7 +5884,7 @@
         </w:tc>
         <w:tc>
           <w:tcPr>
-            <w:tcW w:type="dxa" w:w="1872"/>
+            <w:tcW w:type="dxa" w:w="1728"/>
             <w:shd w:val="clear" w:color="auto" w:fill="F8F9FA"/>
             <w:tcBorders>
               <w:top w:val="single" w:sz="4" w:color="E9ECEF"/>
@@ -5911,7 +5911,7 @@
         </w:tc>
         <w:tc>
           <w:tcPr>
-            <w:tcW w:type="dxa" w:w="1872"/>
+            <w:tcW w:type="dxa" w:w="1728"/>
             <w:shd w:val="clear" w:color="auto" w:fill="F8F9FA"/>
             <w:tcBorders>
               <w:top w:val="single" w:sz="4" w:color="E9ECEF"/>
@@ -5987,7 +5987,7 @@
                 <w:color w:val="59595B"/>
                 <w:sz w:val="19"/>
               </w:rPr>
-              <w:t>2026-04-22</w:t>
+              <w:t>—</w:t>
             </w:r>
           </w:p>
         </w:tc>
@@ -6019,7 +6019,7 @@
         </w:tc>
         <w:tc>
           <w:tcPr>
-            <w:tcW w:type="dxa" w:w="2592"/>
+            <w:tcW w:type="dxa" w:w="2448"/>
             <w:tcBorders>
               <w:top w:val="single" w:sz="4" w:color="E9ECEF"/>
               <w:left w:val="single" w:sz="4" w:color="E9ECEF"/>
@@ -6045,7 +6045,7 @@
         </w:tc>
         <w:tc>
           <w:tcPr>
-            <w:tcW w:type="dxa" w:w="1872"/>
+            <w:tcW w:type="dxa" w:w="1728"/>
             <w:tcBorders>
               <w:top w:val="single" w:sz="4" w:color="E9ECEF"/>
               <w:left w:val="single" w:sz="4" w:color="E9ECEF"/>
@@ -6071,7 +6071,7 @@
         </w:tc>
         <w:tc>
           <w:tcPr>
-            <w:tcW w:type="dxa" w:w="1872"/>
+            <w:tcW w:type="dxa" w:w="1728"/>
             <w:tcBorders>
               <w:top w:val="single" w:sz="4" w:color="E9ECEF"/>
               <w:left w:val="single" w:sz="4" w:color="E9ECEF"/>
@@ -6146,7 +6146,7 @@
                 <w:color w:val="59595B"/>
                 <w:sz w:val="19"/>
               </w:rPr>
-              <w:t>2026-04-22</w:t>
+              <w:t>—</w:t>
             </w:r>
           </w:p>
         </w:tc>
@@ -6179,7 +6179,7 @@
         </w:tc>
         <w:tc>
           <w:tcPr>
-            <w:tcW w:type="dxa" w:w="2592"/>
+            <w:tcW w:type="dxa" w:w="2448"/>
             <w:shd w:val="clear" w:color="auto" w:fill="F8F9FA"/>
             <w:tcBorders>
               <w:top w:val="single" w:sz="4" w:color="E9ECEF"/>
@@ -6206,7 +6206,7 @@
         </w:tc>
         <w:tc>
           <w:tcPr>
-            <w:tcW w:type="dxa" w:w="1872"/>
+            <w:tcW w:type="dxa" w:w="1728"/>
             <w:shd w:val="clear" w:color="auto" w:fill="F8F9FA"/>
             <w:tcBorders>
               <w:top w:val="single" w:sz="4" w:color="E9ECEF"/>
@@ -6233,7 +6233,7 @@
         </w:tc>
         <w:tc>
           <w:tcPr>
-            <w:tcW w:type="dxa" w:w="1872"/>
+            <w:tcW w:type="dxa" w:w="1728"/>
             <w:shd w:val="clear" w:color="auto" w:fill="F8F9FA"/>
             <w:tcBorders>
               <w:top w:val="single" w:sz="4" w:color="E9ECEF"/>
@@ -6309,7 +6309,7 @@
                 <w:color w:val="59595B"/>
                 <w:sz w:val="19"/>
               </w:rPr>
-              <w:t>2026-04-28</w:t>
+              <w:t>—</w:t>
             </w:r>
           </w:p>
         </w:tc>
@@ -6341,7 +6341,7 @@
         </w:tc>
         <w:tc>
           <w:tcPr>
-            <w:tcW w:type="dxa" w:w="2592"/>
+            <w:tcW w:type="dxa" w:w="2448"/>
             <w:tcBorders>
               <w:top w:val="single" w:sz="4" w:color="E9ECEF"/>
               <w:left w:val="single" w:sz="4" w:color="E9ECEF"/>
@@ -6367,7 +6367,7 @@
         </w:tc>
         <w:tc>
           <w:tcPr>
-            <w:tcW w:type="dxa" w:w="1872"/>
+            <w:tcW w:type="dxa" w:w="1728"/>
             <w:tcBorders>
               <w:top w:val="single" w:sz="4" w:color="E9ECEF"/>
               <w:left w:val="single" w:sz="4" w:color="E9ECEF"/>
@@ -6393,7 +6393,7 @@
         </w:tc>
         <w:tc>
           <w:tcPr>
-            <w:tcW w:type="dxa" w:w="1872"/>
+            <w:tcW w:type="dxa" w:w="1728"/>
             <w:tcBorders>
               <w:top w:val="single" w:sz="4" w:color="E9ECEF"/>
               <w:left w:val="single" w:sz="4" w:color="E9ECEF"/>
@@ -6468,7 +6468,7 @@
                 <w:color w:val="59595B"/>
                 <w:sz w:val="19"/>
               </w:rPr>
-              <w:t>2026-04-24</w:t>
+              <w:t>—</w:t>
             </w:r>
           </w:p>
         </w:tc>
@@ -6501,7 +6501,7 @@
         </w:tc>
         <w:tc>
           <w:tcPr>
-            <w:tcW w:type="dxa" w:w="2592"/>
+            <w:tcW w:type="dxa" w:w="2448"/>
             <w:shd w:val="clear" w:color="auto" w:fill="F8F9FA"/>
             <w:tcBorders>
               <w:top w:val="single" w:sz="4" w:color="E9ECEF"/>
@@ -6528,7 +6528,7 @@
         </w:tc>
         <w:tc>
           <w:tcPr>
-            <w:tcW w:type="dxa" w:w="1872"/>
+            <w:tcW w:type="dxa" w:w="1728"/>
             <w:shd w:val="clear" w:color="auto" w:fill="F8F9FA"/>
             <w:tcBorders>
               <w:top w:val="single" w:sz="4" w:color="E9ECEF"/>
@@ -6555,7 +6555,7 @@
         </w:tc>
         <w:tc>
           <w:tcPr>
-            <w:tcW w:type="dxa" w:w="1872"/>
+            <w:tcW w:type="dxa" w:w="1728"/>
             <w:shd w:val="clear" w:color="auto" w:fill="F8F9FA"/>
             <w:tcBorders>
               <w:top w:val="single" w:sz="4" w:color="E9ECEF"/>
@@ -6631,7 +6631,7 @@
                 <w:color w:val="59595B"/>
                 <w:sz w:val="19"/>
               </w:rPr>
-              <w:t>2026-04-28</w:t>
+              <w:t>—</w:t>
             </w:r>
           </w:p>
         </w:tc>
@@ -6663,7 +6663,7 @@
         </w:tc>
         <w:tc>
           <w:tcPr>
-            <w:tcW w:type="dxa" w:w="2592"/>
+            <w:tcW w:type="dxa" w:w="2448"/>
             <w:tcBorders>
               <w:top w:val="single" w:sz="4" w:color="E9ECEF"/>
               <w:left w:val="single" w:sz="4" w:color="E9ECEF"/>
@@ -6689,7 +6689,7 @@
         </w:tc>
         <w:tc>
           <w:tcPr>
-            <w:tcW w:type="dxa" w:w="1872"/>
+            <w:tcW w:type="dxa" w:w="1728"/>
             <w:tcBorders>
               <w:top w:val="single" w:sz="4" w:color="E9ECEF"/>
               <w:left w:val="single" w:sz="4" w:color="E9ECEF"/>
@@ -6715,7 +6715,7 @@
         </w:tc>
         <w:tc>
           <w:tcPr>
-            <w:tcW w:type="dxa" w:w="1872"/>
+            <w:tcW w:type="dxa" w:w="1728"/>
             <w:tcBorders>
               <w:top w:val="single" w:sz="4" w:color="E9ECEF"/>
               <w:left w:val="single" w:sz="4" w:color="E9ECEF"/>
@@ -6790,7 +6790,7 @@
                 <w:color w:val="59595B"/>
                 <w:sz w:val="19"/>
               </w:rPr>
-              <w:t>2026-04-28</w:t>
+              <w:t>—</w:t>
             </w:r>
           </w:p>
         </w:tc>
@@ -6823,7 +6823,7 @@
         </w:tc>
         <w:tc>
           <w:tcPr>
-            <w:tcW w:type="dxa" w:w="2592"/>
+            <w:tcW w:type="dxa" w:w="2448"/>
             <w:shd w:val="clear" w:color="auto" w:fill="F8F9FA"/>
             <w:tcBorders>
               <w:top w:val="single" w:sz="4" w:color="E9ECEF"/>
@@ -6850,7 +6850,7 @@
         </w:tc>
         <w:tc>
           <w:tcPr>
-            <w:tcW w:type="dxa" w:w="1872"/>
+            <w:tcW w:type="dxa" w:w="1728"/>
             <w:shd w:val="clear" w:color="auto" w:fill="F8F9FA"/>
             <w:tcBorders>
               <w:top w:val="single" w:sz="4" w:color="E9ECEF"/>
@@ -6877,7 +6877,7 @@
         </w:tc>
         <w:tc>
           <w:tcPr>
-            <w:tcW w:type="dxa" w:w="1872"/>
+            <w:tcW w:type="dxa" w:w="1728"/>
             <w:shd w:val="clear" w:color="auto" w:fill="F8F9FA"/>
             <w:tcBorders>
               <w:top w:val="single" w:sz="4" w:color="E9ECEF"/>
@@ -6953,7 +6953,7 @@
                 <w:color w:val="59595B"/>
                 <w:sz w:val="19"/>
               </w:rPr>
-              <w:t>2026-04-10</w:t>
+              <w:t>—</w:t>
             </w:r>
           </w:p>
         </w:tc>
@@ -6985,7 +6985,7 @@
         </w:tc>
         <w:tc>
           <w:tcPr>
-            <w:tcW w:type="dxa" w:w="2592"/>
+            <w:tcW w:type="dxa" w:w="2448"/>
             <w:tcBorders>
               <w:top w:val="single" w:sz="4" w:color="E9ECEF"/>
               <w:left w:val="single" w:sz="4" w:color="E9ECEF"/>
@@ -7011,7 +7011,7 @@
         </w:tc>
         <w:tc>
           <w:tcPr>
-            <w:tcW w:type="dxa" w:w="1872"/>
+            <w:tcW w:type="dxa" w:w="1728"/>
             <w:tcBorders>
               <w:top w:val="single" w:sz="4" w:color="E9ECEF"/>
               <w:left w:val="single" w:sz="4" w:color="E9ECEF"/>
@@ -7037,7 +7037,7 @@
         </w:tc>
         <w:tc>
           <w:tcPr>
-            <w:tcW w:type="dxa" w:w="1872"/>
+            <w:tcW w:type="dxa" w:w="1728"/>
             <w:tcBorders>
               <w:top w:val="single" w:sz="4" w:color="E9ECEF"/>
               <w:left w:val="single" w:sz="4" w:color="E9ECEF"/>
@@ -7112,7 +7112,7 @@
                 <w:color w:val="59595B"/>
                 <w:sz w:val="19"/>
               </w:rPr>
-              <w:t>2026-04-07</w:t>
+              <w:t>—</w:t>
             </w:r>
           </w:p>
         </w:tc>
@@ -7145,7 +7145,7 @@
         </w:tc>
         <w:tc>
           <w:tcPr>
-            <w:tcW w:type="dxa" w:w="2592"/>
+            <w:tcW w:type="dxa" w:w="2448"/>
             <w:shd w:val="clear" w:color="auto" w:fill="F8F9FA"/>
             <w:tcBorders>
               <w:top w:val="single" w:sz="4" w:color="E9ECEF"/>
@@ -7172,7 +7172,7 @@
         </w:tc>
         <w:tc>
           <w:tcPr>
-            <w:tcW w:type="dxa" w:w="1872"/>
+            <w:tcW w:type="dxa" w:w="1728"/>
             <w:shd w:val="clear" w:color="auto" w:fill="F8F9FA"/>
             <w:tcBorders>
               <w:top w:val="single" w:sz="4" w:color="E9ECEF"/>
@@ -7199,7 +7199,7 @@
         </w:tc>
         <w:tc>
           <w:tcPr>
-            <w:tcW w:type="dxa" w:w="1872"/>
+            <w:tcW w:type="dxa" w:w="1728"/>
             <w:shd w:val="clear" w:color="auto" w:fill="F8F9FA"/>
             <w:tcBorders>
               <w:top w:val="single" w:sz="4" w:color="E9ECEF"/>
@@ -7275,7 +7275,7 @@
                 <w:color w:val="59595B"/>
                 <w:sz w:val="19"/>
               </w:rPr>
-              <w:t>2026-04-10</w:t>
+              <w:t>—</w:t>
             </w:r>
           </w:p>
         </w:tc>
@@ -7307,7 +7307,7 @@
         </w:tc>
         <w:tc>
           <w:tcPr>
-            <w:tcW w:type="dxa" w:w="2592"/>
+            <w:tcW w:type="dxa" w:w="2448"/>
             <w:tcBorders>
               <w:top w:val="single" w:sz="4" w:color="E9ECEF"/>
               <w:left w:val="single" w:sz="4" w:color="E9ECEF"/>
@@ -7333,7 +7333,7 @@
         </w:tc>
         <w:tc>
           <w:tcPr>
-            <w:tcW w:type="dxa" w:w="1872"/>
+            <w:tcW w:type="dxa" w:w="1728"/>
             <w:tcBorders>
               <w:top w:val="single" w:sz="4" w:color="E9ECEF"/>
               <w:left w:val="single" w:sz="4" w:color="E9ECEF"/>
@@ -7359,7 +7359,7 @@
         </w:tc>
         <w:tc>
           <w:tcPr>
-            <w:tcW w:type="dxa" w:w="1872"/>
+            <w:tcW w:type="dxa" w:w="1728"/>
             <w:tcBorders>
               <w:top w:val="single" w:sz="4" w:color="E9ECEF"/>
               <w:left w:val="single" w:sz="4" w:color="E9ECEF"/>
@@ -7434,7 +7434,7 @@
                 <w:color w:val="59595B"/>
                 <w:sz w:val="19"/>
               </w:rPr>
-              <w:t>2026-04-17</w:t>
+              <w:t>—</w:t>
             </w:r>
           </w:p>
         </w:tc>
@@ -7467,7 +7467,7 @@
         </w:tc>
         <w:tc>
           <w:tcPr>
-            <w:tcW w:type="dxa" w:w="2592"/>
+            <w:tcW w:type="dxa" w:w="2448"/>
             <w:shd w:val="clear" w:color="auto" w:fill="F8F9FA"/>
             <w:tcBorders>
               <w:top w:val="single" w:sz="4" w:color="E9ECEF"/>
@@ -7494,7 +7494,7 @@
         </w:tc>
         <w:tc>
           <w:tcPr>
-            <w:tcW w:type="dxa" w:w="1872"/>
+            <w:tcW w:type="dxa" w:w="1728"/>
             <w:shd w:val="clear" w:color="auto" w:fill="F8F9FA"/>
             <w:tcBorders>
               <w:top w:val="single" w:sz="4" w:color="E9ECEF"/>
@@ -7521,7 +7521,7 @@
         </w:tc>
         <w:tc>
           <w:tcPr>
-            <w:tcW w:type="dxa" w:w="1872"/>
+            <w:tcW w:type="dxa" w:w="1728"/>
             <w:shd w:val="clear" w:color="auto" w:fill="F8F9FA"/>
             <w:tcBorders>
               <w:top w:val="single" w:sz="4" w:color="E9ECEF"/>
@@ -7597,7 +7597,7 @@
                 <w:color w:val="59595B"/>
                 <w:sz w:val="19"/>
               </w:rPr>
-              <w:t>2026-04-07</w:t>
+              <w:t>—</w:t>
             </w:r>
           </w:p>
         </w:tc>
@@ -7629,7 +7629,7 @@
         </w:tc>
         <w:tc>
           <w:tcPr>
-            <w:tcW w:type="dxa" w:w="2592"/>
+            <w:tcW w:type="dxa" w:w="2448"/>
             <w:tcBorders>
               <w:top w:val="single" w:sz="4" w:color="E9ECEF"/>
               <w:left w:val="single" w:sz="4" w:color="E9ECEF"/>
@@ -7655,7 +7655,7 @@
         </w:tc>
         <w:tc>
           <w:tcPr>
-            <w:tcW w:type="dxa" w:w="1872"/>
+            <w:tcW w:type="dxa" w:w="1728"/>
             <w:tcBorders>
               <w:top w:val="single" w:sz="4" w:color="E9ECEF"/>
               <w:left w:val="single" w:sz="4" w:color="E9ECEF"/>
@@ -7681,7 +7681,7 @@
         </w:tc>
         <w:tc>
           <w:tcPr>
-            <w:tcW w:type="dxa" w:w="1872"/>
+            <w:tcW w:type="dxa" w:w="1728"/>
             <w:tcBorders>
               <w:top w:val="single" w:sz="4" w:color="E9ECEF"/>
               <w:left w:val="single" w:sz="4" w:color="E9ECEF"/>
@@ -7756,7 +7756,7 @@
                 <w:color w:val="59595B"/>
                 <w:sz w:val="19"/>
               </w:rPr>
-              <w:t>2026-04-07</w:t>
+              <w:t>—</w:t>
             </w:r>
           </w:p>
         </w:tc>
@@ -7789,7 +7789,7 @@
         </w:tc>
         <w:tc>
           <w:tcPr>
-            <w:tcW w:type="dxa" w:w="2592"/>
+            <w:tcW w:type="dxa" w:w="2448"/>
             <w:shd w:val="clear" w:color="auto" w:fill="F8F9FA"/>
             <w:tcBorders>
               <w:top w:val="single" w:sz="4" w:color="E9ECEF"/>
@@ -7816,7 +7816,7 @@
         </w:tc>
         <w:tc>
           <w:tcPr>
-            <w:tcW w:type="dxa" w:w="1872"/>
+            <w:tcW w:type="dxa" w:w="1728"/>
             <w:shd w:val="clear" w:color="auto" w:fill="F8F9FA"/>
             <w:tcBorders>
               <w:top w:val="single" w:sz="4" w:color="E9ECEF"/>
@@ -7843,7 +7843,7 @@
         </w:tc>
         <w:tc>
           <w:tcPr>
-            <w:tcW w:type="dxa" w:w="1872"/>
+            <w:tcW w:type="dxa" w:w="1728"/>
             <w:shd w:val="clear" w:color="auto" w:fill="F8F9FA"/>
             <w:tcBorders>
               <w:top w:val="single" w:sz="4" w:color="E9ECEF"/>
@@ -7919,7 +7919,7 @@
                 <w:color w:val="59595B"/>
                 <w:sz w:val="19"/>
               </w:rPr>
-              <w:t>2026-04-06</w:t>
+              <w:t>—</w:t>
             </w:r>
           </w:p>
         </w:tc>
@@ -7951,7 +7951,7 @@
         </w:tc>
         <w:tc>
           <w:tcPr>
-            <w:tcW w:type="dxa" w:w="2592"/>
+            <w:tcW w:type="dxa" w:w="2448"/>
             <w:tcBorders>
               <w:top w:val="single" w:sz="4" w:color="E9ECEF"/>
               <w:left w:val="single" w:sz="4" w:color="E9ECEF"/>
@@ -7977,7 +7977,7 @@
         </w:tc>
         <w:tc>
           <w:tcPr>
-            <w:tcW w:type="dxa" w:w="1872"/>
+            <w:tcW w:type="dxa" w:w="1728"/>
             <w:tcBorders>
               <w:top w:val="single" w:sz="4" w:color="E9ECEF"/>
               <w:left w:val="single" w:sz="4" w:color="E9ECEF"/>
@@ -8003,7 +8003,7 @@
         </w:tc>
         <w:tc>
           <w:tcPr>
-            <w:tcW w:type="dxa" w:w="1872"/>
+            <w:tcW w:type="dxa" w:w="1728"/>
             <w:tcBorders>
               <w:top w:val="single" w:sz="4" w:color="E9ECEF"/>
               <w:left w:val="single" w:sz="4" w:color="E9ECEF"/>
@@ -8078,7 +8078,7 @@
                 <w:color w:val="59595B"/>
                 <w:sz w:val="19"/>
               </w:rPr>
-              <w:t>2026-04-07</w:t>
+              <w:t>—</w:t>
             </w:r>
           </w:p>
         </w:tc>
@@ -8111,7 +8111,7 @@
         </w:tc>
         <w:tc>
           <w:tcPr>
-            <w:tcW w:type="dxa" w:w="2592"/>
+            <w:tcW w:type="dxa" w:w="2448"/>
             <w:shd w:val="clear" w:color="auto" w:fill="F8F9FA"/>
             <w:tcBorders>
               <w:top w:val="single" w:sz="4" w:color="E9ECEF"/>
@@ -8138,7 +8138,7 @@
         </w:tc>
         <w:tc>
           <w:tcPr>
-            <w:tcW w:type="dxa" w:w="1872"/>
+            <w:tcW w:type="dxa" w:w="1728"/>
             <w:shd w:val="clear" w:color="auto" w:fill="F8F9FA"/>
             <w:tcBorders>
               <w:top w:val="single" w:sz="4" w:color="E9ECEF"/>
@@ -8165,7 +8165,7 @@
         </w:tc>
         <w:tc>
           <w:tcPr>
-            <w:tcW w:type="dxa" w:w="1872"/>
+            <w:tcW w:type="dxa" w:w="1728"/>
             <w:shd w:val="clear" w:color="auto" w:fill="F8F9FA"/>
             <w:tcBorders>
               <w:top w:val="single" w:sz="4" w:color="E9ECEF"/>
@@ -8241,7 +8241,7 @@
                 <w:color w:val="59595B"/>
                 <w:sz w:val="19"/>
               </w:rPr>
-              <w:t>2026-04-03</w:t>
+              <w:t>—</w:t>
             </w:r>
           </w:p>
         </w:tc>
@@ -8273,7 +8273,7 @@
         </w:tc>
         <w:tc>
           <w:tcPr>
-            <w:tcW w:type="dxa" w:w="2592"/>
+            <w:tcW w:type="dxa" w:w="2448"/>
             <w:tcBorders>
               <w:top w:val="single" w:sz="4" w:color="E9ECEF"/>
               <w:left w:val="single" w:sz="4" w:color="E9ECEF"/>
@@ -8299,7 +8299,7 @@
         </w:tc>
         <w:tc>
           <w:tcPr>
-            <w:tcW w:type="dxa" w:w="1872"/>
+            <w:tcW w:type="dxa" w:w="1728"/>
             <w:tcBorders>
               <w:top w:val="single" w:sz="4" w:color="E9ECEF"/>
               <w:left w:val="single" w:sz="4" w:color="E9ECEF"/>
@@ -8325,7 +8325,7 @@
         </w:tc>
         <w:tc>
           <w:tcPr>
-            <w:tcW w:type="dxa" w:w="1872"/>
+            <w:tcW w:type="dxa" w:w="1728"/>
             <w:tcBorders>
               <w:top w:val="single" w:sz="4" w:color="E9ECEF"/>
               <w:left w:val="single" w:sz="4" w:color="E9ECEF"/>
@@ -8400,7 +8400,7 @@
                 <w:color w:val="59595B"/>
                 <w:sz w:val="19"/>
               </w:rPr>
-              <w:t>2026-04-12</w:t>
+              <w:t>—</w:t>
             </w:r>
           </w:p>
         </w:tc>
@@ -8433,7 +8433,7 @@
         </w:tc>
         <w:tc>
           <w:tcPr>
-            <w:tcW w:type="dxa" w:w="2592"/>
+            <w:tcW w:type="dxa" w:w="2448"/>
             <w:shd w:val="clear" w:color="auto" w:fill="F8F9FA"/>
             <w:tcBorders>
               <w:top w:val="single" w:sz="4" w:color="E9ECEF"/>
@@ -8460,7 +8460,7 @@
         </w:tc>
         <w:tc>
           <w:tcPr>
-            <w:tcW w:type="dxa" w:w="1872"/>
+            <w:tcW w:type="dxa" w:w="1728"/>
             <w:shd w:val="clear" w:color="auto" w:fill="F8F9FA"/>
             <w:tcBorders>
               <w:top w:val="single" w:sz="4" w:color="E9ECEF"/>
@@ -8487,7 +8487,7 @@
         </w:tc>
         <w:tc>
           <w:tcPr>
-            <w:tcW w:type="dxa" w:w="1872"/>
+            <w:tcW w:type="dxa" w:w="1728"/>
             <w:shd w:val="clear" w:color="auto" w:fill="F8F9FA"/>
             <w:tcBorders>
               <w:top w:val="single" w:sz="4" w:color="E9ECEF"/>
@@ -8553,7 +8553,7 @@
           <w:color w:val="59595B"/>
           <w:sz w:val="20"/>
         </w:rPr>
-        <w:t>Showing 40 of 64 alerts. Full list available on request.</w:t>
+        <w:t>Showing 40 of 64 alerts. Full list available on request — email support@technijian.com.</w:t>
       </w:r>
     </w:p>
     <w:p>
@@ -8798,6 +8798,78 @@
                 <w:color w:val="006DB6"/>
                 <w:sz w:val="28"/>
               </w:rPr>
+              <w:t xml:space="preserve">  Industry News &amp; Vendor Innovations</w:t>
+            </w:r>
+          </w:p>
+        </w:tc>
+      </w:tr>
+    </w:tbl>
+    <w:p>
+      <w:pPr>
+        <w:spacing w:after="160"/>
+      </w:pPr>
+      <w:r>
+        <w:rPr>
+          <w:rFonts w:ascii="Open Sans" w:hAnsi="Open Sans"/>
+          <w:b w:val="0"/>
+          <w:i w:val="0"/>
+          <w:color w:val="59595B"/>
+          <w:sz w:val="22"/>
+        </w:rPr>
+        <w:t>CrowdStrike announced no major platform changes this month. Routine detection-content updates and sensor improvements continued to roll out automatically. Technijian tracks CrowdStrike's release notes monthly so future updates land in this section as they're published.</w:t>
+      </w:r>
+    </w:p>
+    <w:p/>
+    <w:tbl>
+      <w:tblPr>
+        <w:tblW w:type="auto" w:w="0"/>
+        <w:tblLayout w:type="fixed"/>
+        <w:tblLook w:firstColumn="1" w:firstRow="1" w:lastColumn="0" w:lastRow="0" w:noHBand="0" w:noVBand="1" w:val="04A0"/>
+      </w:tblPr>
+      <w:tblGrid>
+        <w:gridCol w:w="94"/>
+        <w:gridCol w:w="8976"/>
+      </w:tblGrid>
+      <w:tr>
+        <w:tc>
+          <w:tcPr>
+            <w:tcW w:type="dxa" w:w="94"/>
+            <w:shd w:val="clear" w:color="auto" w:fill="006DB6"/>
+            <w:tcBorders>
+              <w:top w:val="nil"/>
+              <w:left w:val="nil"/>
+              <w:bottom w:val="nil"/>
+              <w:right w:val="nil"/>
+              <w:insideH w:val="nil"/>
+              <w:insideV w:val="nil"/>
+            </w:tcBorders>
+          </w:tcPr>
+          <w:p/>
+        </w:tc>
+        <w:tc>
+          <w:tcPr>
+            <w:tcW w:type="dxa" w:w="8976"/>
+            <w:tcBorders>
+              <w:top w:val="nil"/>
+              <w:left w:val="nil"/>
+              <w:bottom w:val="nil"/>
+              <w:right w:val="nil"/>
+              <w:insideH w:val="nil"/>
+              <w:insideV w:val="nil"/>
+            </w:tcBorders>
+          </w:tcPr>
+          <w:p>
+            <w:pPr>
+              <w:spacing w:before="80" w:after="80"/>
+            </w:pPr>
+            <w:r>
+              <w:rPr>
+                <w:rFonts w:ascii="Open Sans" w:hAnsi="Open Sans"/>
+                <w:b/>
+                <w:i w:val="0"/>
+                <w:color w:val="006DB6"/>
+                <w:sz w:val="28"/>
+              </w:rPr>
               <w:t xml:space="preserve">  Recommendations</w:t>
             </w:r>
           </w:p>
@@ -8816,7 +8888,184 @@
           <w:color w:val="59595B"/>
           <w:sz w:val="22"/>
         </w:rPr>
-        <w:t>No Critical or High severity alerts fired this month. Continue operating under your current Falcon policy and contact your Technijian account manager if you plan to add or remove endpoints.</w:t>
+        <w:t>No Critical or High severity alerts fired this month. Continue operating under your current Falcon policy and email support@technijian.com if you plan to add or remove endpoints.</w:t>
+      </w:r>
+    </w:p>
+    <w:p/>
+    <w:tbl>
+      <w:tblPr>
+        <w:tblW w:type="auto" w:w="0"/>
+        <w:tblLayout w:type="fixed"/>
+        <w:tblLook w:firstColumn="1" w:firstRow="1" w:lastColumn="0" w:lastRow="0" w:noHBand="0" w:noVBand="1" w:val="04A0"/>
+      </w:tblPr>
+      <w:tblGrid>
+        <w:gridCol w:w="94"/>
+        <w:gridCol w:w="8976"/>
+      </w:tblGrid>
+      <w:tr>
+        <w:tc>
+          <w:tcPr>
+            <w:tcW w:type="dxa" w:w="94"/>
+            <w:shd w:val="clear" w:color="auto" w:fill="006DB6"/>
+            <w:tcBorders>
+              <w:top w:val="nil"/>
+              <w:left w:val="nil"/>
+              <w:bottom w:val="nil"/>
+              <w:right w:val="nil"/>
+              <w:insideH w:val="nil"/>
+              <w:insideV w:val="nil"/>
+            </w:tcBorders>
+          </w:tcPr>
+          <w:p/>
+        </w:tc>
+        <w:tc>
+          <w:tcPr>
+            <w:tcW w:type="dxa" w:w="8976"/>
+            <w:tcBorders>
+              <w:top w:val="nil"/>
+              <w:left w:val="nil"/>
+              <w:bottom w:val="nil"/>
+              <w:right w:val="nil"/>
+              <w:insideH w:val="nil"/>
+              <w:insideV w:val="nil"/>
+            </w:tcBorders>
+          </w:tcPr>
+          <w:p>
+            <w:pPr>
+              <w:spacing w:before="80" w:after="80"/>
+            </w:pPr>
+            <w:r>
+              <w:rPr>
+                <w:rFonts w:ascii="Open Sans" w:hAnsi="Open Sans"/>
+                <w:b/>
+                <w:i w:val="0"/>
+                <w:color w:val="006DB6"/>
+                <w:sz w:val="28"/>
+              </w:rPr>
+              <w:t xml:space="preserve">  How This Protection Works</w:t>
+            </w:r>
+          </w:p>
+        </w:tc>
+      </w:tr>
+    </w:tbl>
+    <w:p>
+      <w:pPr>
+        <w:spacing w:after="160"/>
+      </w:pPr>
+      <w:r>
+        <w:rPr>
+          <w:rFonts w:ascii="Open Sans" w:hAnsi="Open Sans"/>
+          <w:b w:val="0"/>
+          <w:i w:val="0"/>
+          <w:color w:val="59595B"/>
+          <w:sz w:val="22"/>
+        </w:rPr>
+        <w:t>Your endpoints are protected by a layered security stack — CrowdStrike Falcon and Huntress working alongside each other — chosen and managed by Technijian as an MSP best-practice configuration. Here's what each piece does and why we run both.</w:t>
+      </w:r>
+    </w:p>
+    <w:p>
+      <w:pPr>
+        <w:spacing w:after="160"/>
+      </w:pPr>
+      <w:r>
+        <w:rPr>
+          <w:rFonts w:ascii="Open Sans" w:hAnsi="Open Sans"/>
+          <w:b/>
+          <w:i w:val="0"/>
+          <w:color w:val="1A1A2E"/>
+          <w:sz w:val="24"/>
+        </w:rPr>
+        <w:t>CrowdStrike Falcon: AI-driven EDR with the Falcon Overwatch SOC</w:t>
+      </w:r>
+    </w:p>
+    <w:p>
+      <w:pPr>
+        <w:spacing w:after="160"/>
+      </w:pPr>
+      <w:r>
+        <w:rPr>
+          <w:rFonts w:ascii="Open Sans" w:hAnsi="Open Sans"/>
+          <w:b w:val="0"/>
+          <w:i w:val="0"/>
+          <w:color w:val="59595B"/>
+          <w:sz w:val="22"/>
+        </w:rPr>
+        <w:t>CrowdStrike Falcon is the EDR (Endpoint Detection and Response) layer. Falcon's behavioral AI inspects every process, network connection, and file operation on your endpoints in real time and stops identified threats before they can execute. On top of the AI, CrowdStrike's Falcon Overwatch managed-threat-hunting team — the same elite NOC that protects Fortune 500s and government agencies — watches your environment 24×7 looking for the kind of slow, low-and-slow adversary tradecraft that automated detection alone can miss. Overwatch hunters reach out directly when they see something that needs immediate action.</w:t>
+      </w:r>
+    </w:p>
+    <w:p>
+      <w:pPr>
+        <w:spacing w:after="160"/>
+      </w:pPr>
+      <w:r>
+        <w:rPr>
+          <w:rFonts w:ascii="Open Sans" w:hAnsi="Open Sans"/>
+          <w:b/>
+          <w:i w:val="0"/>
+          <w:color w:val="1A1A2E"/>
+          <w:sz w:val="24"/>
+        </w:rPr>
+        <w:t>Huntress: managed detection &amp; response with a 24×7 SOC</w:t>
+      </w:r>
+    </w:p>
+    <w:p>
+      <w:pPr>
+        <w:spacing w:after="160"/>
+      </w:pPr>
+      <w:r>
+        <w:rPr>
+          <w:rFonts w:ascii="Open Sans" w:hAnsi="Open Sans"/>
+          <w:b w:val="0"/>
+          <w:i w:val="0"/>
+          <w:color w:val="59595B"/>
+          <w:sz w:val="22"/>
+        </w:rPr>
+        <w:t>Huntress runs its own Security Operations Center staffed with threat hunters who review every signal that fires on your endpoints around the clock — not just nights and weekends, but 24×7×365. When the Huntress agent flags suspicious behavior (persistence mechanisms, process injection, credential abuse, known-bad files), the activity is examined by Huntress threat hunters BEFORE it ever reaches Technijian. False positives are filtered out at the source so that what does reach our team is signal, not noise. When Huntress sees something that needs attention, they coordinate response with Technijian and provide guided remediation playbooks.</w:t>
+      </w:r>
+    </w:p>
+    <w:p>
+      <w:pPr>
+        <w:spacing w:after="160"/>
+      </w:pPr>
+      <w:r>
+        <w:rPr>
+          <w:rFonts w:ascii="Open Sans" w:hAnsi="Open Sans"/>
+          <w:b/>
+          <w:i w:val="0"/>
+          <w:color w:val="1A1A2E"/>
+          <w:sz w:val="24"/>
+        </w:rPr>
+        <w:t>Why both? Defense in depth.</w:t>
+      </w:r>
+    </w:p>
+    <w:p>
+      <w:pPr>
+        <w:spacing w:after="160"/>
+      </w:pPr>
+      <w:r>
+        <w:rPr>
+          <w:rFonts w:ascii="Open Sans" w:hAnsi="Open Sans"/>
+          <w:b w:val="0"/>
+          <w:i w:val="0"/>
+          <w:color w:val="59595B"/>
+          <w:sz w:val="22"/>
+        </w:rPr>
+        <w:t>CrowdStrike and Huntress are deliberately complementary. CrowdStrike's Falcon is industry-leading nation-state-grade EDR with the broadest telemetry collection and the most mature threat-intel feed in the market. Huntress is tuned for the SMB and mid-market threat landscape — phishing-driven footholds, persistence tradecraft, credential theft, and the kinds of attacks that target managed-service customers. They use different detection styles, different telemetry sources, and different threat-intelligence pipelines.</w:t>
+      </w:r>
+    </w:p>
+    <w:p>
+      <w:pPr>
+        <w:spacing w:after="160"/>
+      </w:pPr>
+      <w:r>
+        <w:rPr>
+          <w:rFonts w:ascii="Open Sans" w:hAnsi="Open Sans"/>
+          <w:b w:val="0"/>
+          <w:i w:val="0"/>
+          <w:color w:val="59595B"/>
+          <w:sz w:val="22"/>
+        </w:rPr>
+        <w:t>Running them together gives your endpoints two independent sets of expert eyes — CrowdStrike's Overwatch team and Huntress's SOC — both watching 24×7. If one platform misses something, the other is extremely likely to catch it. This redundant, layered approach is the configuration Technijian recommends as best-in-class endpoint protection for clients who can't afford a security incident.</w:t>
       </w:r>
     </w:p>
     <w:p/>

--- a/clients/cbi/crowdstrike/monthly/2026-04/CBI-CrowdStrike-Activity-2026-04.docx
+++ b/clients/cbi/crowdstrike/monthly/2026-04/CBI-CrowdStrike-Activity-2026-04.docx
@@ -8942,6 +8942,149 @@
                 <w:color w:val="006DB6"/>
                 <w:sz w:val="28"/>
               </w:rPr>
+              <w:t xml:space="preserve">  Compliance Alignment</w:t>
+            </w:r>
+          </w:p>
+        </w:tc>
+      </w:tr>
+    </w:tbl>
+    <w:p>
+      <w:pPr>
+        <w:spacing w:after="160"/>
+      </w:pPr>
+      <w:r>
+        <w:rPr>
+          <w:rFonts w:ascii="Open Sans" w:hAnsi="Open Sans"/>
+          <w:b w:val="0"/>
+          <w:i w:val="0"/>
+          <w:color w:val="59595B"/>
+          <w:sz w:val="22"/>
+        </w:rPr>
+        <w:t>This client's industry classification is General Business. Based on that classification, the data Technijian's stack is helping protect is most likely characterized as: Customer / employee PII.</w:t>
+      </w:r>
+    </w:p>
+    <w:p>
+      <w:pPr>
+        <w:spacing w:after="160"/>
+      </w:pPr>
+      <w:r>
+        <w:rPr>
+          <w:rFonts w:ascii="Open Sans" w:hAnsi="Open Sans"/>
+          <w:b w:val="0"/>
+          <w:i w:val="0"/>
+          <w:color w:val="59595B"/>
+          <w:sz w:val="21"/>
+        </w:rPr>
+        <w:t>No clear industry signal in the client name — defaulting to general California business privacy law (CCPA) for any California-resident data the client processes. Tech can override the industry / compliance scope by editing this file.</w:t>
+      </w:r>
+    </w:p>
+    <w:p>
+      <w:pPr>
+        <w:spacing w:after="160"/>
+      </w:pPr>
+      <w:r>
+        <w:rPr>
+          <w:rFonts w:ascii="Open Sans" w:hAnsi="Open Sans"/>
+          <w:b/>
+          <w:i w:val="0"/>
+          <w:color w:val="1A1A2E"/>
+          <w:sz w:val="22"/>
+        </w:rPr>
+        <w:t>How Technijian's monitoring stack supports each framework:</w:t>
+      </w:r>
+    </w:p>
+    <w:p>
+      <w:pPr>
+        <w:pStyle w:val="ListBullet"/>
+        <w:spacing w:after="80"/>
+      </w:pPr>
+      <w:r>
+        <w:rPr>
+          <w:rFonts w:ascii="Open Sans" w:hAnsi="Open Sans"/>
+          <w:b/>
+          <w:i w:val="0"/>
+          <w:color w:val="1A1A2E"/>
+          <w:sz w:val="22"/>
+        </w:rPr>
+        <w:t xml:space="preserve">California CCPA: </w:t>
+      </w:r>
+      <w:r>
+        <w:rPr>
+          <w:rFonts w:ascii="Open Sans" w:hAnsi="Open Sans"/>
+          <w:b w:val="0"/>
+          <w:i w:val="0"/>
+          <w:color w:val="59595B"/>
+          <w:sz w:val="22"/>
+        </w:rPr>
+        <w:t>breach-detection and incident-response capabilities support CCPA §1798.150 reasonable-security obligations and the 72-hour notification window for incidents involving California-resident PII.</w:t>
+      </w:r>
+    </w:p>
+    <w:p>
+      <w:pPr>
+        <w:spacing w:after="160"/>
+      </w:pPr>
+      <w:r>
+        <w:rPr>
+          <w:rFonts w:ascii="Open Sans" w:hAnsi="Open Sans"/>
+          <w:b w:val="0"/>
+          <w:i w:val="0"/>
+          <w:color w:val="59595B"/>
+          <w:sz w:val="19"/>
+        </w:rPr>
+        <w:t>This classification was generated automatically from the client's name and contact-domain signals. If the industry or compliance scope shown here doesn't match your operations, please reply to this report and we'll update the classification — Technijian's team can also produce a deeper compliance-posture report on request.</w:t>
+      </w:r>
+    </w:p>
+    <w:p/>
+    <w:tbl>
+      <w:tblPr>
+        <w:tblW w:type="auto" w:w="0"/>
+        <w:tblLayout w:type="fixed"/>
+        <w:tblLook w:firstColumn="1" w:firstRow="1" w:lastColumn="0" w:lastRow="0" w:noHBand="0" w:noVBand="1" w:val="04A0"/>
+      </w:tblPr>
+      <w:tblGrid>
+        <w:gridCol w:w="94"/>
+        <w:gridCol w:w="8976"/>
+      </w:tblGrid>
+      <w:tr>
+        <w:tc>
+          <w:tcPr>
+            <w:tcW w:type="dxa" w:w="94"/>
+            <w:shd w:val="clear" w:color="auto" w:fill="006DB6"/>
+            <w:tcBorders>
+              <w:top w:val="nil"/>
+              <w:left w:val="nil"/>
+              <w:bottom w:val="nil"/>
+              <w:right w:val="nil"/>
+              <w:insideH w:val="nil"/>
+              <w:insideV w:val="nil"/>
+            </w:tcBorders>
+          </w:tcPr>
+          <w:p/>
+        </w:tc>
+        <w:tc>
+          <w:tcPr>
+            <w:tcW w:type="dxa" w:w="8976"/>
+            <w:tcBorders>
+              <w:top w:val="nil"/>
+              <w:left w:val="nil"/>
+              <w:bottom w:val="nil"/>
+              <w:right w:val="nil"/>
+              <w:insideH w:val="nil"/>
+              <w:insideV w:val="nil"/>
+            </w:tcBorders>
+          </w:tcPr>
+          <w:p>
+            <w:pPr>
+              <w:spacing w:before="80" w:after="80"/>
+            </w:pPr>
+            <w:r>
+              <w:rPr>
+                <w:rFonts w:ascii="Open Sans" w:hAnsi="Open Sans"/>
+                <w:b/>
+                <w:i w:val="0"/>
+                <w:color w:val="006DB6"/>
+                <w:sz w:val="28"/>
+              </w:rPr>
               <w:t xml:space="preserve">  How This Protection Works</w:t>
             </w:r>
           </w:p>

--- a/clients/cbi/crowdstrike/monthly/2026-04/CBI-CrowdStrike-Activity-2026-04.docx
+++ b/clients/cbi/crowdstrike/monthly/2026-04/CBI-CrowdStrike-Activity-2026-04.docx
@@ -8747,6 +8747,68 @@
         <w:t>Endpoint inventory, sensor version, and detection telemetry were captured to support your security posture reviews and compliance reporting.</w:t>
       </w:r>
     </w:p>
+    <w:p>
+      <w:pPr>
+        <w:spacing w:after="160"/>
+      </w:pPr>
+      <w:r>
+        <w:rPr>
+          <w:rFonts w:ascii="Open Sans" w:hAnsi="Open Sans"/>
+          <w:b/>
+          <w:i w:val="0"/>
+          <w:color w:val="1A1A2E"/>
+          <w:sz w:val="24"/>
+        </w:rPr>
+        <w:t>Specific work delivered this month</w:t>
+      </w:r>
+    </w:p>
+    <w:p>
+      <w:pPr>
+        <w:spacing w:after="160"/>
+      </w:pPr>
+      <w:r>
+        <w:rPr>
+          <w:rFonts w:ascii="Open Sans" w:hAnsi="Open Sans"/>
+          <w:b w:val="0"/>
+          <w:i w:val="0"/>
+          <w:color w:val="59595B"/>
+          <w:sz w:val="22"/>
+        </w:rPr>
+        <w:t>These items are pulled directly from the time entries and tickets logged by Technijian's team during the period — actual work, not estimates.</w:t>
+      </w:r>
+    </w:p>
+    <w:p>
+      <w:pPr>
+        <w:pStyle w:val="ListBullet"/>
+        <w:spacing w:after="80"/>
+      </w:pPr>
+      <w:r>
+        <w:rPr>
+          <w:rFonts w:ascii="Open Sans" w:hAnsi="Open Sans"/>
+          <w:b w:val="0"/>
+          <w:i w:val="0"/>
+          <w:color w:val="59595B"/>
+          <w:sz w:val="22"/>
+        </w:rPr>
+        <w:t>Crowdstrike latest version(7.35.20709.0)updated on machines: CBILT02, CBILT04, CBILT09, CBILT12 (handled by A. Saraf) — 1.1h of tech effort</w:t>
+      </w:r>
+    </w:p>
+    <w:p>
+      <w:pPr>
+        <w:pStyle w:val="ListBullet"/>
+        <w:spacing w:after="80"/>
+      </w:pPr>
+      <w:r>
+        <w:rPr>
+          <w:rFonts w:ascii="Open Sans" w:hAnsi="Open Sans"/>
+          <w:b w:val="0"/>
+          <w:i w:val="0"/>
+          <w:color w:val="59595B"/>
+          <w:sz w:val="22"/>
+        </w:rPr>
+        <w:t>Crowdstrike latest version(7.35.20709.0)updated on machines: CBILT02, CBILT04, CBILT09, CBILT12 — 1.1h on 2026-04-09</w:t>
+      </w:r>
+    </w:p>
     <w:p/>
     <w:tbl>
       <w:tblPr>
